--- a/data/exports/kcet-waves_revision_notes.docx
+++ b/data/exports/kcet-waves_revision_notes.docx
@@ -164,10 +164,10 @@
             <w:r>
               <w:rPr>
                 <w:b/>
-                <w:color w:val="2B6CB0"/>
+                <w:color w:val="718096"/>
                 <w:sz w:val="19"/>
               </w:rPr>
-              <w:t>High</w:t>
+              <w:t>Moderate</w:t>
             </w:r>
           </w:p>
         </w:tc>
@@ -189,7 +189,7 @@
                 <w:color w:val="2D3748"/>
                 <w:sz w:val="19"/>
               </w:rPr>
-              <w:t>Kcet Waves - Core Application</w:t>
+              <w:t>Wave Equation &amp; Velocity of Sound</w:t>
             </w:r>
           </w:p>
         </w:tc>
@@ -209,7 +209,7 @@
               <w:rPr>
                 <w:sz w:val="19"/>
               </w:rPr>
-              <w:t>9 PYQs</w:t>
+              <w:t>6 PYQs</w:t>
             </w:r>
           </w:p>
         </w:tc>
@@ -230,7 +230,94 @@
                 <w:color w:val="718096"/>
                 <w:sz w:val="19"/>
               </w:rPr>
-              <w:t>General Concept</w:t>
+              <w:t>Wave Motion</w:t>
+            </w:r>
+          </w:p>
+        </w:tc>
+      </w:tr>
+      <w:tr>
+        <w:tc>
+          <w:tcPr>
+            <w:tcW w:type="dxa" w:w="2160"/>
+            <w:shd w:fill="FFFFFF"/>
+            <w:tcMar>
+              <w:top w:w="80" w:type="dxa"/>
+              <w:bottom w:w="80" w:type="dxa"/>
+              <w:left w:w="150" w:type="dxa"/>
+              <w:right w:w="150" w:type="dxa"/>
+            </w:tcMar>
+          </w:tcPr>
+          <w:p>
+            <w:r>
+              <w:rPr>
+                <w:b/>
+                <w:color w:val="718096"/>
+                <w:sz w:val="19"/>
+              </w:rPr>
+              <w:t>Moderate</w:t>
+            </w:r>
+          </w:p>
+        </w:tc>
+        <w:tc>
+          <w:tcPr>
+            <w:tcW w:type="dxa" w:w="4320"/>
+            <w:shd w:fill="FFFFFF"/>
+            <w:tcMar>
+              <w:top w:w="80" w:type="dxa"/>
+              <w:bottom w:w="80" w:type="dxa"/>
+              <w:left w:w="150" w:type="dxa"/>
+              <w:right w:w="150" w:type="dxa"/>
+            </w:tcMar>
+          </w:tcPr>
+          <w:p>
+            <w:r>
+              <w:rPr>
+                <w:b/>
+                <w:color w:val="2D3748"/>
+                <w:sz w:val="19"/>
+              </w:rPr>
+              <w:t>Standing Waves, Resonance &amp; Doppler Effect</w:t>
+            </w:r>
+          </w:p>
+        </w:tc>
+        <w:tc>
+          <w:tcPr>
+            <w:tcW w:type="dxa" w:w="1728"/>
+            <w:shd w:fill="FFFFFF"/>
+            <w:tcMar>
+              <w:top w:w="80" w:type="dxa"/>
+              <w:bottom w:w="80" w:type="dxa"/>
+              <w:left w:w="150" w:type="dxa"/>
+              <w:right w:w="150" w:type="dxa"/>
+            </w:tcMar>
+          </w:tcPr>
+          <w:p>
+            <w:r>
+              <w:rPr>
+                <w:sz w:val="19"/>
+              </w:rPr>
+              <w:t>6 PYQs</w:t>
+            </w:r>
+          </w:p>
+        </w:tc>
+        <w:tc>
+          <w:tcPr>
+            <w:tcW w:type="dxa" w:w="1872"/>
+            <w:shd w:fill="FFFFFF"/>
+            <w:tcMar>
+              <w:top w:w="80" w:type="dxa"/>
+              <w:bottom w:w="80" w:type="dxa"/>
+              <w:left w:w="150" w:type="dxa"/>
+              <w:right w:w="150" w:type="dxa"/>
+            </w:tcMar>
+          </w:tcPr>
+          <w:p>
+            <w:r>
+              <w:rPr>
+                <w:color w:val="718096"/>
+                <w:sz w:val="19"/>
+              </w:rPr>
+              <w:t>Interference &amp; Acoustics</w:t>
             </w:r>
           </w:p>
         </w:tc>
@@ -311,6 +398,98 @@
           </w:p>
         </w:tc>
       </w:tr>
+      <w:tr>
+        <w:tc>
+          <w:tcPr>
+            <w:tcW w:type="dxa" w:w="3600"/>
+            <w:shd w:fill="F7FAFC"/>
+            <w:tcMar>
+              <w:top w:w="100" w:type="dxa"/>
+              <w:bottom w:w="100" w:type="dxa"/>
+              <w:left w:w="150" w:type="dxa"/>
+              <w:right w:w="150" w:type="dxa"/>
+            </w:tcMar>
+          </w:tcPr>
+          <w:p>
+            <w:r>
+              <w:rPr>
+                <w:b/>
+                <w:color w:val="1A365D"/>
+                <w:sz w:val="19"/>
+              </w:rPr>
+              <w:t>Wave Equation &amp; Velocity of Sound</w:t>
+            </w:r>
+          </w:p>
+        </w:tc>
+        <w:tc>
+          <w:tcPr>
+            <w:tcW w:type="dxa" w:w="6480"/>
+            <w:shd w:fill="F7FAFC"/>
+            <w:tcMar>
+              <w:top w:w="100" w:type="dxa"/>
+              <w:bottom w:w="100" w:type="dxa"/>
+              <w:left w:w="150" w:type="dxa"/>
+              <w:right w:w="150" w:type="dxa"/>
+            </w:tcMar>
+          </w:tcPr>
+          <w:p>
+            <w:r>
+              <w:rPr>
+                <w:rFonts w:ascii="Cambria Math" w:hAnsi="Cambria Math"/>
+                <w:color w:val="2D3748"/>
+                <w:sz w:val="19"/>
+              </w:rPr>
+              <w:t>y(x,t) = A\sin(kx \mp \omega t + \phi), \quad v = \frac{\omega}{k} = f\lambda, \quad v_{\text{string}} = \sqrt{\frac{T}{\mu}}, \quad v_{\text{gas}} = \sqrt{\frac{\gamma RT}{M}}</w:t>
+            </w:r>
+          </w:p>
+        </w:tc>
+      </w:tr>
+      <w:tr>
+        <w:tc>
+          <w:tcPr>
+            <w:tcW w:type="dxa" w:w="3600"/>
+            <w:shd w:fill="FFFFFF"/>
+            <w:tcMar>
+              <w:top w:w="100" w:type="dxa"/>
+              <w:bottom w:w="100" w:type="dxa"/>
+              <w:left w:w="150" w:type="dxa"/>
+              <w:right w:w="150" w:type="dxa"/>
+            </w:tcMar>
+          </w:tcPr>
+          <w:p>
+            <w:r>
+              <w:rPr>
+                <w:b/>
+                <w:color w:val="1A365D"/>
+                <w:sz w:val="19"/>
+              </w:rPr>
+              <w:t>Standing Waves, Resonance &amp; Doppler Effect</w:t>
+            </w:r>
+          </w:p>
+        </w:tc>
+        <w:tc>
+          <w:tcPr>
+            <w:tcW w:type="dxa" w:w="6480"/>
+            <w:shd w:fill="FFFFFF"/>
+            <w:tcMar>
+              <w:top w:w="100" w:type="dxa"/>
+              <w:bottom w:w="100" w:type="dxa"/>
+              <w:left w:w="150" w:type="dxa"/>
+              <w:right w:w="150" w:type="dxa"/>
+            </w:tcMar>
+          </w:tcPr>
+          <w:p>
+            <w:r>
+              <w:rPr>
+                <w:rFonts w:ascii="Cambria Math" w:hAnsi="Cambria Math"/>
+                <w:color w:val="2D3748"/>
+                <w:sz w:val="19"/>
+              </w:rPr>
+              <w:t>f_{\text{open}} = \frac{n v}{2L} \; (n=1,2,3), \quad f_{\text{closed}} = \frac{(2n-1)v}{4L} \; (n=1,2,3), \quad f' = f\left(\frac{v \pm v_0}{v \mp v_s}\right), \quad f_{\text{beat}} = |f_1 - f_2|</w:t>
+            </w:r>
+          </w:p>
+        </w:tc>
+      </w:tr>
     </w:tbl>
     <w:p>
       <w:pPr>
@@ -338,7 +517,7 @@
           <w:color w:val="2B6CB0"/>
           <w:sz w:val="24"/>
         </w:rPr>
-        <w:t>3.1 Kcet Waves - Core Application (High Yield — 9 PYQs)</w:t>
+        <w:t>3.1 Wave Equation &amp; Velocity of Sound (Moderate Yield — 6 PYQs)</w:t>
       </w:r>
     </w:p>
     <w:p>
@@ -353,7 +532,7 @@
         <w:rPr>
           <w:sz w:val="20"/>
         </w:rPr>
-        <w:t>Key problem pattern in Kcet Waves.</w:t>
+        <w:t>Progressive traveling harmonic waves, wave vector k = 2π/λ, and Laplace-corrected speed of sound in gases.</w:t>
       </w:r>
     </w:p>
     <w:tbl>
@@ -391,7 +570,7 @@
                 <w:color w:val="2D3748"/>
                 <w:sz w:val="19"/>
               </w:rPr>
-              <w:t>Watch for algebraic and sign errors.</w:t>
+              <w:t>Maximum particle velocity v_(particle, max) = Aω is completely different from wave propagation velocity v = fλ.</w:t>
             </w:r>
           </w:p>
         </w:tc>
@@ -432,7 +611,215 @@
                 <w:color w:val="2D3748"/>
                 <w:sz w:val="19"/>
               </w:rPr>
-              <w:t>Verify dimensions and boundary conditions.</w:t>
+              <w:t>Wave travels in positive x-direction if signs of kx and ω t are OPPOSITE: sin(kx - ω t).</w:t>
+            </w:r>
+          </w:p>
+        </w:tc>
+      </w:tr>
+    </w:tbl>
+    <w:p>
+      <w:pPr>
+        <w:spacing w:before="120" w:after="40"/>
+      </w:pPr>
+      <w:r>
+        <w:rPr>
+          <w:b/>
+          <w:color w:val="1A365D"/>
+          <w:sz w:val="19"/>
+        </w:rPr>
+        <w:t>Source PYQs testing this concept:</w:t>
+      </w:r>
+    </w:p>
+    <w:p>
+      <w:pPr>
+        <w:pStyle w:val="ListBullet"/>
+        <w:spacing w:after="40"/>
+      </w:pPr>
+      <w:r>
+        <w:rPr>
+          <w:b/>
+          <w:sz w:val="18"/>
+        </w:rPr>
+        <w:t xml:space="preserve">[2025 Shift] Q#2 (MCQ): </w:t>
+      </w:r>
+      <w:r>
+        <w:rPr>
+          <w:sz w:val="18"/>
+        </w:rPr>
+        <w:t xml:space="preserve">"The angle between the particle velocity and wave velocity in a transverse wave is [except when the particle passes through the mean position..."  </w:t>
+      </w:r>
+      <w:r>
+        <w:rPr>
+          <w:b/>
+          <w:color w:val="2B6CB0"/>
+          <w:sz w:val="18"/>
+        </w:rPr>
+        <w:t>[Ans: N/A]</w:t>
+      </w:r>
+    </w:p>
+    <w:p>
+      <w:pPr>
+        <w:pStyle w:val="ListBullet"/>
+        <w:spacing w:after="40"/>
+      </w:pPr>
+      <w:r>
+        <w:rPr>
+          <w:b/>
+          <w:sz w:val="18"/>
+        </w:rPr>
+        <w:t xml:space="preserve">[2024 Shift] Q#3 (MCQ): </w:t>
+      </w:r>
+      <w:r>
+        <w:rPr>
+          <w:sz w:val="18"/>
+        </w:rPr>
+        <w:t xml:space="preserve">"A motor-cyclist moving towards a huge cliff with a speed of 18kmh^-1 , blows a horn of source frequency 325 Hz . If the speed of the sou..."  </w:t>
+      </w:r>
+      <w:r>
+        <w:rPr>
+          <w:b/>
+          <w:color w:val="2B6CB0"/>
+          <w:sz w:val="18"/>
+        </w:rPr>
+        <w:t>[Ans: N/A]</w:t>
+      </w:r>
+    </w:p>
+    <w:p>
+      <w:pPr>
+        <w:pStyle w:val="ListBullet"/>
+        <w:spacing w:after="40"/>
+      </w:pPr>
+      <w:r>
+        <w:rPr>
+          <w:b/>
+          <w:sz w:val="18"/>
+        </w:rPr>
+        <w:t xml:space="preserve">[2024 Shift] Q#4 (MCQ): </w:t>
+      </w:r>
+      <w:r>
+        <w:rPr>
+          <w:sz w:val="18"/>
+        </w:rPr>
+        <w:t xml:space="preserve">"A galaxy is moving away from the Earth so that a spectral line at 600 nm is observed at 601 nm . Then, the speed of the galaxy with respect ..."  </w:t>
+      </w:r>
+      <w:r>
+        <w:rPr>
+          <w:b/>
+          <w:color w:val="2B6CB0"/>
+          <w:sz w:val="18"/>
+        </w:rPr>
+        <w:t>[Ans: A]</w:t>
+      </w:r>
+    </w:p>
+    <w:p>
+      <w:pPr>
+        <w:spacing w:after="120"/>
+      </w:pPr>
+    </w:p>
+    <w:p>
+      <w:pPr>
+        <w:pStyle w:val="Heading2"/>
+      </w:pPr>
+      <w:r>
+        <w:rPr>
+          <w:color w:val="2B6CB0"/>
+          <w:sz w:val="24"/>
+        </w:rPr>
+        <w:t>3.2 Standing Waves, Resonance &amp; Doppler Effect (Moderate Yield — 6 PYQs)</w:t>
+      </w:r>
+    </w:p>
+    <w:p>
+      <w:r>
+        <w:rPr>
+          <w:b/>
+          <w:sz w:val="20"/>
+        </w:rPr>
+        <w:t xml:space="preserve">Core Principle: </w:t>
+      </w:r>
+      <w:r>
+        <w:rPr>
+          <w:sz w:val="20"/>
+        </w:rPr>
+        <w:t>Stationary waves in strings and organ pipes, beat frequency, and Doppler frequency shift for moving sources and observers.</w:t>
+      </w:r>
+    </w:p>
+    <w:tbl>
+      <w:tblPr>
+        <w:tblW w:type="auto" w:w="0"/>
+        <w:jc w:val="center"/>
+        <w:tblLook w:firstColumn="1" w:firstRow="1" w:lastColumn="0" w:lastRow="0" w:noHBand="0" w:noVBand="1" w:val="04A0"/>
+      </w:tblPr>
+      <w:tblGrid>
+        <w:gridCol w:w="10080"/>
+      </w:tblGrid>
+      <w:tr>
+        <w:tc>
+          <w:tcPr>
+            <w:tcW w:type="dxa" w:w="10080"/>
+            <w:shd w:fill="FFF5F5"/>
+            <w:tcMar>
+              <w:top w:w="100" w:type="dxa"/>
+              <w:bottom w:w="100" w:type="dxa"/>
+              <w:left w:w="150" w:type="dxa"/>
+              <w:right w:w="150" w:type="dxa"/>
+            </w:tcMar>
+          </w:tcPr>
+          <w:p>
+            <w:r>
+              <w:rPr>
+                <w:b/>
+                <w:color w:val="C53030"/>
+                <w:sz w:val="19"/>
+              </w:rPr>
+              <w:t xml:space="preserve">⚠️ Common Trap / JEE Pitfall: </w:t>
+            </w:r>
+            <w:r>
+              <w:rPr>
+                <w:color w:val="2D3748"/>
+                <w:sz w:val="19"/>
+              </w:rPr>
+              <w:t>A closed organ pipe produces ONLY odd harmonics (1, 3, 5...). The first overtone is the 3rd harmonic (3v/4L).</w:t>
+            </w:r>
+          </w:p>
+        </w:tc>
+      </w:tr>
+    </w:tbl>
+    <w:tbl>
+      <w:tblPr>
+        <w:tblW w:type="auto" w:w="0"/>
+        <w:jc w:val="center"/>
+        <w:tblLook w:firstColumn="1" w:firstRow="1" w:lastColumn="0" w:lastRow="0" w:noHBand="0" w:noVBand="1" w:val="04A0"/>
+      </w:tblPr>
+      <w:tblGrid>
+        <w:gridCol w:w="10080"/>
+      </w:tblGrid>
+      <w:tr>
+        <w:tc>
+          <w:tcPr>
+            <w:tcW w:type="dxa" w:w="10080"/>
+            <w:shd w:fill="F0FFF4"/>
+            <w:tcMar>
+              <w:top w:w="100" w:type="dxa"/>
+              <w:bottom w:w="100" w:type="dxa"/>
+              <w:left w:w="150" w:type="dxa"/>
+              <w:right w:w="150" w:type="dxa"/>
+            </w:tcMar>
+          </w:tcPr>
+          <w:p>
+            <w:r>
+              <w:rPr>
+                <w:b/>
+                <w:color w:val="276749"/>
+                <w:sz w:val="19"/>
+              </w:rPr>
+              <w:t xml:space="preserve">💡 Speed Hack / Trick: </w:t>
+            </w:r>
+            <w:r>
+              <w:rPr>
+                <w:color w:val="2D3748"/>
+                <w:sz w:val="19"/>
+              </w:rPr>
+              <w:t>Doppler rule: When distance decreases, apparent frequency INCREASES; when distance increases, apparent frequency DECREASES.</w:t>
             </w:r>
           </w:p>
         </w:tc>
@@ -488,13 +875,13 @@
           <w:b/>
           <w:sz w:val="18"/>
         </w:rPr>
-        <w:t xml:space="preserve">[2025 Shift] Q#2 (MCQ): </w:t>
+        <w:t xml:space="preserve">[2024 Shift] Q#3 (MCQ): </w:t>
       </w:r>
       <w:r>
         <w:rPr>
           <w:sz w:val="18"/>
         </w:rPr>
-        <w:t xml:space="preserve">"The angle between the particle velocity and wave velocity in a transverse wave is [except when the particle passes through the mean position..."  </w:t>
+        <w:t xml:space="preserve">"A motor-cyclist moving towards a huge cliff with a speed of 18kmh^-1 , blows a horn of source frequency 325 Hz . If the speed of the sou..."  </w:t>
       </w:r>
       <w:r>
         <w:rPr>
@@ -515,13 +902,13 @@
           <w:b/>
           <w:sz w:val="18"/>
         </w:rPr>
-        <w:t xml:space="preserve">[2024 Shift] Q#3 (MCQ): </w:t>
+        <w:t xml:space="preserve">[2024 Shift] Q#4 (MCQ): </w:t>
       </w:r>
       <w:r>
         <w:rPr>
           <w:sz w:val="18"/>
         </w:rPr>
-        <w:t xml:space="preserve">"A motor-cyclist moving towards a huge cliff with a speed of 18kmh^-1 , blows a horn of source frequency 325 Hz . If the speed of the sou..."  </w:t>
+        <w:t xml:space="preserve">"A galaxy is moving away from the Earth so that a spectral line at 600 nm is observed at 601 nm . Then, the speed of the galaxy with respect ..."  </w:t>
       </w:r>
       <w:r>
         <w:rPr>
@@ -529,7 +916,7 @@
           <w:color w:val="2B6CB0"/>
           <w:sz w:val="18"/>
         </w:rPr>
-        <w:t>[Ans: N/A]</w:t>
+        <w:t>[Ans: A]</w:t>
       </w:r>
     </w:p>
     <w:p>
@@ -662,6 +1049,127 @@
               <w:t>Solution Analysis:</w:t>
               <w:br/>
               <w:t>For beats, the number of beats per second is equal to the difference in the two frequencies. Given that the source of frequency ν gives 6 beats/second with 200Hz : |ν-200|=6 So, ν=200+6=206Hz or ν=200-6=194Hz Now the second harmonic of the source has frequency 2ν . It gives 8 beats/second with 420Hz , so |2ν-420|=8 This gives 2ν=420+8=428 or 2ν=420-8=412 So, ν=214Hz or ν=206Hz The common value from both conditions is ν=206Hz So the correct option is Option B: 206 Hz .</w:t>
+            </w:r>
+          </w:p>
+        </w:tc>
+      </w:tr>
+    </w:tbl>
+    <w:p>
+      <w:pPr>
+        <w:spacing w:after="120"/>
+      </w:pPr>
+    </w:p>
+    <w:p>
+      <w:pPr>
+        <w:spacing w:before="160" w:after="40"/>
+      </w:pPr>
+      <w:r>
+        <w:rPr>
+          <w:b/>
+          <w:color w:val="1A365D"/>
+          <w:sz w:val="22"/>
+        </w:rPr>
+        <w:t>Benchmark Problem 2: KCET 2025 (Q#2)</w:t>
+      </w:r>
+    </w:p>
+    <w:p>
+      <w:pPr>
+        <w:spacing w:after="80"/>
+      </w:pPr>
+      <w:r>
+        <w:rPr>
+          <w:sz w:val="20"/>
+        </w:rPr>
+        <w:t>The angle between the particle velocity and wave velocity in a transverse wave is [except when the particle passes through the mean position]</w:t>
+      </w:r>
+    </w:p>
+    <w:p>
+      <w:pPr>
+        <w:pStyle w:val="ListBullet"/>
+        <w:spacing w:after="20"/>
+      </w:pPr>
+      <w:r>
+        <w:rPr>
+          <w:sz w:val="19"/>
+        </w:rPr>
+        <w:t>(A) (π / 4) radian</w:t>
+      </w:r>
+    </w:p>
+    <w:p>
+      <w:pPr>
+        <w:pStyle w:val="ListBullet"/>
+        <w:spacing w:after="20"/>
+      </w:pPr>
+      <w:r>
+        <w:rPr>
+          <w:sz w:val="19"/>
+        </w:rPr>
+        <w:t>(B) (π / 2) radian</w:t>
+      </w:r>
+    </w:p>
+    <w:p>
+      <w:pPr>
+        <w:pStyle w:val="ListBullet"/>
+        <w:spacing w:after="20"/>
+      </w:pPr>
+      <w:r>
+        <w:rPr>
+          <w:sz w:val="19"/>
+        </w:rPr>
+        <w:t>(C) π radian</w:t>
+      </w:r>
+    </w:p>
+    <w:p>
+      <w:pPr>
+        <w:pStyle w:val="ListBullet"/>
+        <w:spacing w:after="20"/>
+      </w:pPr>
+      <w:r>
+        <w:rPr>
+          <w:sz w:val="19"/>
+        </w:rPr>
+        <w:t>(D) Zero radian</w:t>
+      </w:r>
+    </w:p>
+    <w:tbl>
+      <w:tblPr>
+        <w:tblW w:type="auto" w:w="0"/>
+        <w:jc w:val="center"/>
+        <w:tblLook w:firstColumn="1" w:firstRow="1" w:lastColumn="0" w:lastRow="0" w:noHBand="0" w:noVBand="1" w:val="04A0"/>
+      </w:tblPr>
+      <w:tblGrid>
+        <w:gridCol w:w="10080"/>
+      </w:tblGrid>
+      <w:tr>
+        <w:tc>
+          <w:tcPr>
+            <w:tcW w:type="dxa" w:w="10080"/>
+            <w:shd w:fill="F7FAFC"/>
+            <w:tcMar>
+              <w:top w:w="100" w:type="dxa"/>
+              <w:bottom w:w="100" w:type="dxa"/>
+              <w:left w:w="150" w:type="dxa"/>
+              <w:right w:w="150" w:type="dxa"/>
+            </w:tcMar>
+          </w:tcPr>
+          <w:p>
+            <w:r>
+              <w:rPr>
+                <w:b/>
+                <w:color w:val="1A365D"/>
+                <w:sz w:val="19"/>
+              </w:rPr>
+              <w:t>Correct Answer: None</w:t>
+              <w:br/>
+            </w:r>
+            <w:r>
+              <w:rPr>
+                <w:color w:val="2D3748"/>
+                <w:sz w:val="18"/>
+              </w:rPr>
+              <w:t>Solution Analysis:</w:t>
+              <w:br/>
+              <w:t>In a transverse wave, particles oscillate in a direction perpendicular to the wave's direction of propagation. Therefore, the angle between the particle velocity and wave velocity is (π / 2) radians, except when the particle crosses the mean position.</w:t>
             </w:r>
           </w:p>
         </w:tc>

--- a/data/exports/kcet-waves_revision_notes.docx
+++ b/data/exports/kcet-waves_revision_notes.docx
@@ -13,7 +13,7 @@
           <w:color w:val="1A365D"/>
           <w:sz w:val="44"/>
         </w:rPr>
-        <w:t>JEE MAIN REVISION MASTER: WAVES 2026 1 QUESTIONS 1.67% WEIGHTAGE</w:t>
+        <w:t>JEE MAIN REVISION MASTER: WAVES</w:t>
       </w:r>
     </w:p>
     <w:p>
@@ -209,7 +209,7 @@
               <w:rPr>
                 <w:sz w:val="19"/>
               </w:rPr>
-              <w:t>6 PYQs</w:t>
+              <w:t>5 PYQs</w:t>
             </w:r>
           </w:p>
         </w:tc>
@@ -296,7 +296,7 @@
               <w:rPr>
                 <w:sz w:val="19"/>
               </w:rPr>
-              <w:t>6 PYQs</w:t>
+              <w:t>5 PYQs</w:t>
             </w:r>
           </w:p>
         </w:tc>
@@ -517,7 +517,7 @@
           <w:color w:val="2B6CB0"/>
           <w:sz w:val="24"/>
         </w:rPr>
-        <w:t>3.1 Wave Equation &amp; Velocity of Sound (Moderate Yield — 6 PYQs)</w:t>
+        <w:t>3.1 Wave Equation &amp; Velocity of Sound (Moderate Yield — 5 PYQs)</w:t>
       </w:r>
     </w:p>
     <w:p>
@@ -667,33 +667,6 @@
           <w:b/>
           <w:sz w:val="18"/>
         </w:rPr>
-        <w:t xml:space="preserve">[2024 Shift] Q#3 (MCQ): </w:t>
-      </w:r>
-      <w:r>
-        <w:rPr>
-          <w:sz w:val="18"/>
-        </w:rPr>
-        <w:t xml:space="preserve">"A motor-cyclist moving towards a huge cliff with a speed of 18kmh^-1 , blows a horn of source frequency 325 Hz . If the speed of the sou..."  </w:t>
-      </w:r>
-      <w:r>
-        <w:rPr>
-          <w:b/>
-          <w:color w:val="2B6CB0"/>
-          <w:sz w:val="18"/>
-        </w:rPr>
-        <w:t>[Ans: N/A]</w:t>
-      </w:r>
-    </w:p>
-    <w:p>
-      <w:pPr>
-        <w:pStyle w:val="ListBullet"/>
-        <w:spacing w:after="40"/>
-      </w:pPr>
-      <w:r>
-        <w:rPr>
-          <w:b/>
-          <w:sz w:val="18"/>
-        </w:rPr>
         <w:t xml:space="preserve">[2024 Shift] Q#4 (MCQ): </w:t>
       </w:r>
       <w:r>
@@ -713,6 +686,33 @@
     </w:p>
     <w:p>
       <w:pPr>
+        <w:pStyle w:val="ListBullet"/>
+        <w:spacing w:after="40"/>
+      </w:pPr>
+      <w:r>
+        <w:rPr>
+          <w:b/>
+          <w:sz w:val="18"/>
+        </w:rPr>
+        <w:t xml:space="preserve">[2021 Shift] Q#1 (MCQ): </w:t>
+      </w:r>
+      <w:r>
+        <w:rPr>
+          <w:sz w:val="18"/>
+        </w:rPr>
+        <w:t xml:space="preserve">"To propagate both longitudinal and transverse waves, a material must have..."  </w:t>
+      </w:r>
+      <w:r>
+        <w:rPr>
+          <w:b/>
+          <w:color w:val="2B6CB0"/>
+          <w:sz w:val="18"/>
+        </w:rPr>
+        <w:t>[Ans: N/A]</w:t>
+      </w:r>
+    </w:p>
+    <w:p>
+      <w:pPr>
         <w:spacing w:after="120"/>
       </w:pPr>
     </w:p>
@@ -725,7 +725,7 @@
           <w:color w:val="2B6CB0"/>
           <w:sz w:val="24"/>
         </w:rPr>
-        <w:t>3.2 Standing Waves, Resonance &amp; Doppler Effect (Moderate Yield — 6 PYQs)</w:t>
+        <w:t>3.2 Standing Waves, Resonance &amp; Doppler Effect (Moderate Yield — 5 PYQs)</w:t>
       </w:r>
     </w:p>
     <w:p>

--- a/data/exports/kcet-waves_revision_notes.docx
+++ b/data/exports/kcet-waves_revision_notes.docx
@@ -189,7 +189,7 @@
                 <w:color w:val="2D3748"/>
                 <w:sz w:val="19"/>
               </w:rPr>
-              <w:t>Wave Equation &amp; Velocity of Sound</w:t>
+              <w:t>Wave Velocity, Standing Waves &amp; Organ Pipes</w:t>
             </w:r>
           </w:p>
         </w:tc>
@@ -230,7 +230,7 @@
                 <w:color w:val="718096"/>
                 <w:sz w:val="19"/>
               </w:rPr>
-              <w:t>Wave Motion</w:t>
+              <w:t>Acoustics &amp; Waves</w:t>
             </w:r>
           </w:p>
         </w:tc>
@@ -276,7 +276,7 @@
                 <w:color w:val="2D3748"/>
                 <w:sz w:val="19"/>
               </w:rPr>
-              <w:t>Standing Waves, Resonance &amp; Doppler Effect</w:t>
+              <w:t>Beats &amp; Doppler Effect for Sound</w:t>
             </w:r>
           </w:p>
         </w:tc>
@@ -296,7 +296,7 @@
               <w:rPr>
                 <w:sz w:val="19"/>
               </w:rPr>
-              <w:t>5 PYQs</w:t>
+              <w:t>4 PYQs</w:t>
             </w:r>
           </w:p>
         </w:tc>
@@ -317,7 +317,7 @@
                 <w:color w:val="718096"/>
                 <w:sz w:val="19"/>
               </w:rPr>
-              <w:t>Interference &amp; Acoustics</w:t>
+              <w:t>Wave Phenomena</w:t>
             </w:r>
           </w:p>
         </w:tc>
@@ -417,7 +417,7 @@
                 <w:color w:val="1A365D"/>
                 <w:sz w:val="19"/>
               </w:rPr>
-              <w:t>Wave Equation &amp; Velocity of Sound</w:t>
+              <w:t>Wave Velocity, Standing Waves &amp; Organ Pipes</w:t>
             </w:r>
           </w:p>
         </w:tc>
@@ -439,7 +439,7 @@
                 <w:color w:val="2D3748"/>
                 <w:sz w:val="19"/>
               </w:rPr>
-              <w:t>y(x,t) = A\sin(kx \mp \omega t + \phi), \quad v = \frac{\omega}{k} = f\lambda, \quad v_{\text{string}} = \sqrt{\frac{T}{\mu}}, \quad v_{\text{gas}} = \sqrt{\frac{\gamma RT}{M}}</w:t>
+              <w:t>f_{\text{closed}} = \frac{v}{4L}, \frac{3v}{4L}, \frac{5v}{4L}; \quad f_{\text{open}} = \frac{v}{2L}, \frac{2v}{2L}, \frac{3v}{2L}; \quad v_{\text{string}} = \sqrt{\frac{T}{\mu}}</w:t>
             </w:r>
           </w:p>
         </w:tc>
@@ -463,7 +463,7 @@
                 <w:color w:val="1A365D"/>
                 <w:sz w:val="19"/>
               </w:rPr>
-              <w:t>Standing Waves, Resonance &amp; Doppler Effect</w:t>
+              <w:t>Beats &amp; Doppler Effect for Sound</w:t>
             </w:r>
           </w:p>
         </w:tc>
@@ -485,7 +485,7 @@
                 <w:color w:val="2D3748"/>
                 <w:sz w:val="19"/>
               </w:rPr>
-              <w:t>f_{\text{open}} = \frac{n v}{2L} \; (n=1,2,3), \quad f_{\text{closed}} = \frac{(2n-1)v}{4L} \; (n=1,2,3), \quad f' = f\left(\frac{v \pm v_0}{v \mp v_s}\right), \quad f_{\text{beat}} = |f_1 - f_2|</w:t>
+              <w:t>f_b = |f_1 - f_2|, \quad f' = f\left(\frac{v - v_o}{v - v_s}\right) \ (\text{towards each other: } f' &gt; f)</w:t>
             </w:r>
           </w:p>
         </w:tc>
@@ -517,7 +517,7 @@
           <w:color w:val="2B6CB0"/>
           <w:sz w:val="24"/>
         </w:rPr>
-        <w:t>3.1 Wave Equation &amp; Velocity of Sound (Moderate Yield — 5 PYQs)</w:t>
+        <w:t>3.1 Wave Velocity, Standing Waves &amp; Organ Pipes (Moderate Yield — 5 PYQs)</w:t>
       </w:r>
     </w:p>
     <w:p>
@@ -532,7 +532,7 @@
         <w:rPr>
           <w:sz w:val="20"/>
         </w:rPr>
-        <w:t>Progressive traveling harmonic waves, wave vector k = 2π/λ, and Laplace-corrected speed of sound in gases.</w:t>
+        <w:t>Newton-Laplace formula: v = √((γ P / ρ)). Closed organ pipe produces only ODD harmonics: f_n = (2n-1)(v / 4L) (ratio 1:3:5). Open organ pipe produces ALL harmonics: f_n = n(v / 2L) (ratio 1:2:3:4). Fundamental frequency of open pipe is twice that of closed pipe of same length.</w:t>
       </w:r>
     </w:p>
     <w:tbl>
@@ -570,7 +570,7 @@
                 <w:color w:val="2D3748"/>
                 <w:sz w:val="19"/>
               </w:rPr>
-              <w:t>Maximum particle velocity v_(particle, max) = Aω is completely different from wave propagation velocity v = fλ.</w:t>
+              <w:t>In organ pipes, remember: Third harmonic = First overtone in a closed pipe, but Second harmonic = First overtone in an open pipe!</w:t>
             </w:r>
           </w:p>
         </w:tc>
@@ -611,7 +611,7 @@
                 <w:color w:val="2D3748"/>
                 <w:sz w:val="19"/>
               </w:rPr>
-              <w:t>Wave travels in positive x-direction if signs of kx and ω t are OPPOSITE: sin(kx - ω t).</w:t>
+              <w:t>Speed of sound in a gas is INDEPENDENT of pressure changes at constant temperature because (P / ρ) remains constant.</w:t>
             </w:r>
           </w:p>
         </w:tc>
@@ -667,13 +667,13 @@
           <w:b/>
           <w:sz w:val="18"/>
         </w:rPr>
-        <w:t xml:space="preserve">[2024 Shift] Q#4 (MCQ): </w:t>
+        <w:t xml:space="preserve">[2021 Shift] Q#1 (MCQ): </w:t>
       </w:r>
       <w:r>
         <w:rPr>
           <w:sz w:val="18"/>
         </w:rPr>
-        <w:t xml:space="preserve">"A galaxy is moving away from the Earth so that a spectral line at 600 nm is observed at 601 nm . Then, the speed of the galaxy with respect ..."  </w:t>
+        <w:t xml:space="preserve">"To propagate both longitudinal and transverse waves, a material must have..."  </w:t>
       </w:r>
       <w:r>
         <w:rPr>
@@ -681,7 +681,7 @@
           <w:color w:val="2B6CB0"/>
           <w:sz w:val="18"/>
         </w:rPr>
-        <w:t>[Ans: A]</w:t>
+        <w:t>[Ans: N/A]</w:t>
       </w:r>
     </w:p>
     <w:p>
@@ -694,13 +694,13 @@
           <w:b/>
           <w:sz w:val="18"/>
         </w:rPr>
-        <w:t xml:space="preserve">[2021 Shift] Q#1 (MCQ): </w:t>
+        <w:t xml:space="preserve">[2019 Shift] Q#3 (MCQ): </w:t>
       </w:r>
       <w:r>
         <w:rPr>
           <w:sz w:val="18"/>
         </w:rPr>
-        <w:t xml:space="preserve">"To propagate both longitudinal and transverse waves, a material must have..."  </w:t>
+        <w:t xml:space="preserve">"The equation of a stationary wave is y=2sin((π x / 15))cos(48π t) . The distance between a node and its next antinode is..."  </w:t>
       </w:r>
       <w:r>
         <w:rPr>
@@ -725,7 +725,7 @@
           <w:color w:val="2B6CB0"/>
           <w:sz w:val="24"/>
         </w:rPr>
-        <w:t>3.2 Standing Waves, Resonance &amp; Doppler Effect (Moderate Yield — 5 PYQs)</w:t>
+        <w:t>3.2 Beats &amp; Doppler Effect for Sound (Moderate Yield — 4 PYQs)</w:t>
       </w:r>
     </w:p>
     <w:p>
@@ -740,7 +740,7 @@
         <w:rPr>
           <w:sz w:val="20"/>
         </w:rPr>
-        <w:t>Stationary waves in strings and organ pipes, beat frequency, and Doppler frequency shift for moving sources and observers.</w:t>
+        <w:t>Beat frequency f_b = |f_1 - f_2| produced by superposition of two waves of slightly different frequencies. Loading a tuning fork with wax decreases its frequency; filing a fork increases its frequency. Doppler effect: f' = f\left((v ± v_o / v ∓ v_s)\right).</w:t>
       </w:r>
     </w:p>
     <w:tbl>
@@ -778,7 +778,7 @@
                 <w:color w:val="2D3748"/>
                 <w:sz w:val="19"/>
               </w:rPr>
-              <w:t>A closed organ pipe produces ONLY odd harmonics (1, 3, 5...). The first overtone is the 3rd harmonic (3v/4L).</w:t>
+              <w:t>When source moves TOWARDS stationary observer, use minus sign in denominator: f' = f(v / v - v_s) &gt; f.</w:t>
             </w:r>
           </w:p>
         </w:tc>
@@ -819,7 +819,7 @@
                 <w:color w:val="2D3748"/>
                 <w:sz w:val="19"/>
               </w:rPr>
-              <w:t>Doppler rule: When distance decreases, apparent frequency INCREASES; when distance increases, apparent frequency DECREASES.</w:t>
+              <w:t>If a tuning fork A (frequency f_A) gives 4 beats/s with B, f_B = f_A ± 4. If loading A with wax decreases beat count, f_A &gt; f_B.</w:t>
             </w:r>
           </w:p>
         </w:tc>
